--- a/az/discovery-articles/7.7 Blokçeyn.docx
+++ b/az/discovery-articles/7.7 Blokçeyn.docx
@@ -4,564 +4,374 @@
   <w:body>
     <w:p>
       <w:pPr>
-        <w:keepNext/>
-        <w:spacing w:before="280" w:after="120"/>
+        <w:pStyle w:val="Title"/>
+        <w:widowControl/>
       </w:pPr>
       <w:r>
-        <w:rPr>
-          <w:rFonts w:ascii="Calibri" w:hAnsi="Calibri" w:eastAsia="Calibri"/>
-          <w:b/>
-          <w:i w:val="0"/>
-          <w:color w:val="004E8C"/>
-          <w:sz w:val="44"/>
-        </w:rPr>
         <w:t>7.7 Blokçeyn</w:t>
       </w:r>
     </w:p>
     <w:p>
       <w:pPr>
-        <w:spacing w:after="80"/>
+        <w:keepNext/>
+        <w:widowControl/>
       </w:pPr>
       <w:r>
         <w:rPr>
-          <w:rFonts w:ascii="Calibri" w:hAnsi="Calibri" w:eastAsia="Calibri"/>
-          <w:b w:val="0"/>
-          <w:i/>
-          <w:color w:val="505050"/>
-          <w:sz w:val="22"/>
+          <w:sz w:val="20"/>
         </w:rPr>
-        <w:t>7. Yeni və transformativ texnologiyalar</w:t>
-      </w:r>
-    </w:p>
-    <w:p>
-      <w:pPr>
-        <w:spacing w:after="200"/>
-      </w:pPr>
-      <w:r>
-        <w:rPr>
-          <w:rFonts w:ascii="Calibri" w:hAnsi="Calibri" w:eastAsia="Calibri"/>
-          <w:b w:val="0"/>
-          <w:i/>
-          <w:sz w:val="22"/>
-        </w:rPr>
-        <w:t>Dövr: 2008-ci il (Bitcoin texniki sənədi); 2015-ci il (Ethereum ağıllı müqavilələri) | Əsas simalar: Satoşi Nakamoto (təxəllüs); Vitalik Buterin (Ethereum)</w:t>
-      </w:r>
-    </w:p>
-    <w:p>
-      <w:pPr>
-        <w:spacing w:after="160" w:line="276" w:lineRule="auto"/>
-      </w:pPr>
-      <w:r>
-        <w:rPr>
-          <w:rFonts w:ascii="Calibri" w:hAnsi="Calibri" w:eastAsia="Calibri"/>
-          <w:b w:val="0"/>
-          <w:i w:val="0"/>
-          <w:sz w:val="22"/>
-        </w:rPr>
-        <w:t>Blokçeyn qeydləri ardıcıl bloklarda saxlayan və hər bloku əvvəlki blokun kriptoqrafik izi ilə bağlayan paylanmış rəqəmsal reyestrdir. Bu quruluş köhnə qeydlərin sonradan gizlicə dəyişdirilməsini çətinləşdirir və iştirakçıların vahid məlumat tarixçəsini paylaşmasına imkan verir.</w:t>
+        <w:t>7 Yeni və dəyişdirici texnologiyalar</w:t>
       </w:r>
     </w:p>
     <w:p>
       <w:pPr>
         <w:keepNext/>
-        <w:spacing w:before="240" w:after="120"/>
+        <w:widowControl/>
       </w:pPr>
       <w:r>
         <w:rPr>
-          <w:rFonts w:ascii="Calibri" w:hAnsi="Calibri" w:eastAsia="Calibri"/>
-          <w:b/>
-          <w:i w:val="0"/>
-          <w:color w:val="004E8C"/>
-          <w:sz w:val="28"/>
+          <w:sz w:val="20"/>
         </w:rPr>
-        <w:t>Əsas faktlar</w:t>
+        <w:t>Dövr: 2008 (Bitcoin-in texniki sənədi); 2015 (Ethereum-un ağıllı müqavilələri) | Əsas şəxslər: Satoşi Nakamoto (təxəllüs); Vitalik Buterin (Ethereum)</w:t>
+      </w:r>
+    </w:p>
+    <w:p>
+      <w:pPr>
+        <w:widowControl/>
+      </w:pPr>
+      <w:r>
+        <w:t>Blokçeyn səhifələri — blokları — kriptoqrafiya ilə bir-birinə bağlanan ortaq rəqəmsal qeyd dəftəridir. Bu quruluş köhnə qeydləri dəyişdirməyi çox çətinləşdirir. Bitcoin-in əsası kimi tanınıb, indi başqa qeyd sistemlərində də sınaqdan keçirilir.</w:t>
+      </w:r>
+    </w:p>
+    <w:p>
+      <w:pPr>
+        <w:pStyle w:val="Heading1"/>
+        <w:widowControl/>
+      </w:pPr>
+      <w:r>
+        <w:t>Əsas məlumatlar</w:t>
       </w:r>
     </w:p>
     <w:p>
       <w:pPr>
         <w:pStyle w:val="ListBullet"/>
+        <w:widowControl/>
       </w:pPr>
       <w:r>
-        <w:rPr>
-          <w:rFonts w:ascii="Calibri" w:hAnsi="Calibri" w:eastAsia="Calibri"/>
-          <w:b w:val="0"/>
-          <w:i w:val="0"/>
-          <w:sz w:val="22"/>
-        </w:rPr>
-        <w:t>Stüart Haber və U. Skott Stornetta 1991-ci ildə bir-biri ilə əlaqəli vaxt möhürləmə üsulunu dərc etdilər</w:t>
+        <w:t>Stüart Heyber və U. Skott Stornetta 1991-ci ildə bir-birinə bağlı zaman möhürləri üsulunu dərc etdilər.</w:t>
       </w:r>
     </w:p>
     <w:p>
       <w:pPr>
         <w:pStyle w:val="ListBullet"/>
+        <w:widowControl/>
       </w:pPr>
       <w:r>
-        <w:rPr>
-          <w:rFonts w:ascii="Calibri" w:hAnsi="Calibri" w:eastAsia="Calibri"/>
-          <w:b w:val="0"/>
-          <w:i w:val="0"/>
-          <w:sz w:val="22"/>
-        </w:rPr>
-        <w:t>Satoşi Nakamotonun 2008-ci il Bitcoin məqaləsi bloklar zəncirini bank olmadan razılığa gəlmək üsulu ilə birləşdirdi</w:t>
+        <w:t>Satoşi Nakamotonun 2008-ci il Bitcoin sənədi blok zəncirini bank olmadan razılaşmaq üsulu ilə birləşdirdi.</w:t>
       </w:r>
     </w:p>
     <w:p>
       <w:pPr>
         <w:pStyle w:val="ListBullet"/>
+        <w:widowControl/>
       </w:pPr>
       <w:r>
-        <w:rPr>
-          <w:rFonts w:ascii="Calibri" w:hAnsi="Calibri" w:eastAsia="Calibri"/>
-          <w:b w:val="0"/>
-          <w:i w:val="0"/>
-          <w:sz w:val="22"/>
-        </w:rPr>
-        <w:t>Heş məlumatın rəqəmsal barmaq izidir; məlumat dəyişəndə bu iz də dəyişir</w:t>
+        <w:t>Heş məlumatın rəqəmsal barmaq izi kimidir: məlumat dəyişəndə bu iz də dəyişir.</w:t>
       </w:r>
     </w:p>
     <w:p>
       <w:pPr>
         <w:pStyle w:val="ListBullet"/>
+        <w:widowControl/>
       </w:pPr>
       <w:r>
-        <w:rPr>
-          <w:rFonts w:ascii="Calibri" w:hAnsi="Calibri" w:eastAsia="Calibri"/>
-          <w:b w:val="0"/>
-          <w:i w:val="0"/>
-          <w:sz w:val="22"/>
-        </w:rPr>
-        <w:t>Bəzi blokçeynlərin çox enerji sərf etməsi ciddi çatışmazlıqdır</w:t>
+        <w:t>Bəzi blokçeynlərin enerji sərfi ciddi çatışmazlıqdır.</w:t>
       </w:r>
     </w:p>
     <w:p>
       <w:pPr>
         <w:pStyle w:val="ListBullet"/>
+        <w:widowControl/>
       </w:pPr>
       <w:r>
-        <w:rPr>
-          <w:rFonts w:ascii="Calibri" w:hAnsi="Calibri" w:eastAsia="Calibri"/>
-          <w:b w:val="0"/>
-          <w:i w:val="0"/>
-          <w:sz w:val="22"/>
-        </w:rPr>
-        <w:t>Hər məlumat bazasına blokçeyn lazım deyil; bu vasitə bütün etimad problemlərinə deyil, yalnız bəzilərinə uyğundur</w:t>
+        <w:t>Hər məlumat bazasına blokçeyn lazım deyil; o, etimad problemlərinin hamısına deyil, bəzilərinə uyğundur.</w:t>
       </w:r>
     </w:p>
     <w:p>
       <w:pPr>
-        <w:keepNext/>
-        <w:spacing w:before="240" w:after="120"/>
+        <w:pStyle w:val="Heading1"/>
+        <w:widowControl/>
       </w:pPr>
       <w:r>
-        <w:rPr>
-          <w:rFonts w:ascii="Calibri" w:hAnsi="Calibri" w:eastAsia="Calibri"/>
-          <w:b/>
-          <w:i w:val="0"/>
-          <w:color w:val="004E8C"/>
-          <w:sz w:val="28"/>
-        </w:rPr>
-        <w:t>Bu nədir və necə işləyir?</w:t>
+        <w:t>Bu nədir</w:t>
       </w:r>
     </w:p>
     <w:p>
       <w:pPr>
-        <w:spacing w:after="160" w:line="276" w:lineRule="auto"/>
+        <w:widowControl/>
       </w:pPr>
       <w:r>
-        <w:rPr>
-          <w:rFonts w:ascii="Calibri" w:hAnsi="Calibri" w:eastAsia="Calibri"/>
-          <w:b w:val="0"/>
-          <w:i w:val="0"/>
-          <w:sz w:val="22"/>
-        </w:rPr>
-        <w:t>Blokçeyn bloklar üzrə qruplaşdırılan qeydlər siyahısıdır və hər blok özündən əvvəlkinin kriptoqrafik heşini — rəqəmsal barmaq izini — daşıyır. Köhnə blok dəyişdirilsə, bu izlər zənciri qırılar. Açıq kriptovalyuta şəbəkələrində çoxsaylı kompüter reyestrin surətini saxlayır və növbəti blok haqqında razılığa gəlmək üçün ortaq qaydalara, yəni konsensus mexanizminə əməl edir. Uçot reyestri sadəcə hesab kitabıdır. Yenilik ondadır ki, bir-birini tanımayan çoxsaylı insan həmin reyestri vahid mərkəzi nəzarətçi olmadan paylaşa bilir.</w:t>
+        <w:t>Blokçeyn bloklarda qruplaşdırılmış qeydlər siyahısıdır. Hər blok özündən əvvəlkinin kriptoqrafik heşini — rəqəmsal barmaq izini saxlayır. Köhnə blok dəyişdirilsə, izlər arasındakı uyğunluq pozular. İctimai kriptovalyutalarda çoxlu kompüter surət saxlayır və növbəti blok barədə ortaq razılıq — konsensus qaydalarına əməl edir. Qeyd dəftəri sadəcə hesabların yazıldığı dəftərdir. Yenilik budur ki, tanış olmayan çoxsaylı insanlar onu vahid qeydiyyatçı olmadan paylaşa bilirlər.</w:t>
       </w:r>
     </w:p>
     <w:p>
       <w:pPr>
-        <w:keepNext/>
-        <w:spacing w:before="240" w:after="120"/>
+        <w:pStyle w:val="Heading1"/>
+        <w:widowControl/>
       </w:pPr>
       <w:r>
-        <w:rPr>
-          <w:rFonts w:ascii="Calibri" w:hAnsi="Calibri" w:eastAsia="Calibri"/>
-          <w:b/>
-          <w:i w:val="0"/>
-          <w:color w:val="004E8C"/>
-          <w:sz w:val="28"/>
-        </w:rPr>
-        <w:t>Kim kəşf və ya ixtira edib?</w:t>
+        <w:t>Kim kəşf edib və ya yaradıb</w:t>
       </w:r>
     </w:p>
     <w:p>
       <w:pPr>
-        <w:spacing w:after="160" w:line="276" w:lineRule="auto"/>
+        <w:widowControl/>
       </w:pPr>
       <w:r>
-        <w:rPr>
-          <w:rFonts w:ascii="Calibri" w:hAnsi="Calibri" w:eastAsia="Calibri"/>
-          <w:b w:val="0"/>
-          <w:i w:val="0"/>
-          <w:sz w:val="22"/>
-        </w:rPr>
-        <w:t>Haber və Stornettanın sənədlərə vaxt möhürü vurulması üzrə işi blokçeynin mühüm sələfidir. 2008-ci ildə Satoşi Nakamoto adından istifadə edən şəxs və ya qrup “Bitcoin: A Peer-to-Peer Electronic Cash System” məqaləsini dərc etdi, 2009-cu ildə isə şəbəkəni işə saldı. Onlar heşlər zəncirini təşviq mexanizmi və konsensus qaydası — işin sübutu ilə birləşdirdilər. Müəllifin kimliyi hələ də məlum deyil. Sonrakı yaradıcılar başqa konsensus üsulları və istifadə sahələri təklif etdilər.</w:t>
+        <w:t>Heyber və Stornettanın sənədlərə zaman möhürü vurulması işi mühüm başlanğıcdır. Satoşi Nakamoto adından istifadə edən şəxs və ya qrup 2008-ci ildə «Bitcoin: A Peer-to-Peer Electronic Cash System» — «Bitcoin: bərabərhüquqlu iştirakçılar arasında elektron pul sistemi» sənədini yayımladı, 2009-cu ildə şəbəkəni işə saldı. Heş zənciri təşviqlər və hesablama işinin sübutuna əsaslanan razılaşma qaydası ilə birləşdirildi. Müəllifin kimliyi məlum deyil. Sonrakı layihəçilər başqa konsensus üsulları və tətbiqlər təklif etdilər.</w:t>
       </w:r>
     </w:p>
     <w:p>
       <w:pPr>
-        <w:keepNext/>
-        <w:spacing w:before="240" w:after="120"/>
+        <w:pStyle w:val="Heading1"/>
+        <w:widowControl/>
       </w:pPr>
       <w:r>
-        <w:rPr>
-          <w:rFonts w:ascii="Calibri" w:hAnsi="Calibri" w:eastAsia="Calibri"/>
-          <w:b/>
-          <w:i w:val="0"/>
-          <w:color w:val="004E8C"/>
-          <w:sz w:val="28"/>
-        </w:rPr>
-        <w:t>Nə vaxt və necə yaranıb?</w:t>
+        <w:t>Nə vaxt və necə yaranıb</w:t>
       </w:r>
     </w:p>
     <w:p>
       <w:pPr>
-        <w:spacing w:after="160" w:line="276" w:lineRule="auto"/>
+        <w:widowControl/>
       </w:pPr>
       <w:r>
-        <w:rPr>
-          <w:rFonts w:ascii="Calibri" w:hAnsi="Calibri" w:eastAsia="Calibri"/>
-          <w:b w:val="0"/>
-          <w:i w:val="0"/>
-          <w:sz w:val="22"/>
-        </w:rPr>
-        <w:t>Məqalə vasitəçilərə etimadın zəiflədiyi 2008-ci il maliyyə böhranından sonra yayımlandı, lakin onun texniki hissələri daha qədim idi. Hamı üçün əlçatan kriptoqrafiya və bərabərhüquqlu kompüter şəbəkələri buna zəmin yaratdı. Bitcoin mərkəzləşdirilməmiş rəqəmsal pulun illərlə işləyə biləcəyini göstərdi. Ardınca möhtəkirlik, cinayət fəaliyyəti və həqiqi texnoloji təcrübələr eyni vaxtda gəldi. İdeya ilk kriptovalyutanın hüdudlarını aşdı.</w:t>
+        <w:t>Sənəd vasitəçilərə etimadın zəiflədiyi 2008-ci il maliyyə böhranından sonra ortaya çıxdı, lakin texniki hissələri daha köhnə idi. Əlçatan kriptoqrafiya və bərabərhüquqlu kompüter şəbəkələri zəmin yaratdı. Bitcoin mərkəzsiz rəqəmsal pulun illərlə işləyə bildiyini göstərdi. Sonra qiymət artımından qazanc axtarışı, cinayət və real təcrübələr yanaşı yayıldı. İdeya ilk kriptovalyutadan kənara çıxdı.</w:t>
       </w:r>
     </w:p>
     <w:p>
       <w:pPr>
-        <w:keepNext/>
-        <w:spacing w:before="240" w:after="120"/>
+        <w:pStyle w:val="Heading1"/>
+        <w:widowControl/>
       </w:pPr>
       <w:r>
-        <w:rPr>
-          <w:rFonts w:ascii="Calibri" w:hAnsi="Calibri" w:eastAsia="Calibri"/>
-          <w:b/>
-          <w:i w:val="0"/>
-          <w:color w:val="004E8C"/>
-          <w:sz w:val="28"/>
-        </w:rPr>
-        <w:t>Elmi əhəmiyyəti</w:t>
+        <w:t>Elm üçün əhəmiyyəti</w:t>
       </w:r>
     </w:p>
     <w:p>
       <w:pPr>
-        <w:spacing w:after="160" w:line="276" w:lineRule="auto"/>
+        <w:widowControl/>
       </w:pPr>
       <w:r>
-        <w:rPr>
-          <w:rFonts w:ascii="Calibri" w:hAnsi="Calibri" w:eastAsia="Calibri"/>
-          <w:b w:val="0"/>
-          <w:i w:val="0"/>
-          <w:sz w:val="22"/>
-        </w:rPr>
-        <w:t>Blokçeyn əməliyyatların hamı üçün görünən və yoxlana bilən tarixçəsini yaratdı. O, tətbiqi kriptoqrafiya ilə paylanmış sistemlərin birləşməsidir. Eyni zamanda bəzi quruluşların xərcini də göstərdi: işin sübutu böyük həcmdə elektrik enerjisi sərf edir. Elmi baxımdan ən maraqlı sual etimad haqqındadır: riyaziyyat hansı hallarda qurumu əvəz edə bilər? Dürüst cavab budur: bəzən və heç vaxt xərcsiz deyil.</w:t>
+        <w:t>Blokçeyn əməliyyatların açıq və yoxlanıla bilən tarixçəsini yaratdı. O, kriptoqrafiya və paylanmış sistemlərin tətbiqidir. Bəzi quruluşların xərci də üzə çıxdı: işin sübutu üsulu çox elektrik sərf edir. Elmi baxımdan maraqlı sual etimadla bağlıdır: riyaziyyat qurumu nə vaxt əvəz edə bilər? Dürüst cavab budur: bəzi hallarda və xərcsiz deyil.</w:t>
       </w:r>
     </w:p>
     <w:p>
       <w:pPr>
-        <w:keepNext/>
-        <w:spacing w:before="240" w:after="120"/>
+        <w:pStyle w:val="Heading1"/>
+        <w:widowControl/>
       </w:pPr>
       <w:r>
-        <w:rPr>
-          <w:rFonts w:ascii="Calibri" w:hAnsi="Calibri" w:eastAsia="Calibri"/>
-          <w:b/>
-          <w:i w:val="0"/>
-          <w:color w:val="004E8C"/>
-          <w:sz w:val="28"/>
-        </w:rPr>
         <w:t>Sonrakı inkişafa təsiri</w:t>
       </w:r>
     </w:p>
     <w:p>
       <w:pPr>
-        <w:spacing w:after="160" w:line="276" w:lineRule="auto"/>
+        <w:widowControl/>
       </w:pPr>
       <w:r>
-        <w:rPr>
-          <w:rFonts w:ascii="Calibri" w:hAnsi="Calibri" w:eastAsia="Calibri"/>
-          <w:b w:val="0"/>
-          <w:i w:val="0"/>
-          <w:sz w:val="22"/>
-        </w:rPr>
-        <w:t>Ardınca başqa kriptovalyutalar, ağıllı müqavilələr — zəncirdə saxlanan proqramlar — və təchizat zənciri, sertifikat kimi qeydlər üçün sınaq reyestrləri yarandı. Bir çox layihə uğursuz oldu və ya ümumiyyətlə lazım deyildi. Banklar və hökumətlər fərqli quruluşlardan istifadə edən banklararası rəqəmsal pul sistemlərini sınaqdan keçirdilər. Tənzimləmə, enerji sərfiyyatı və hansı problemin həqiqətən blokçeyn tələb etdiyinə dair anlayış hələ də formalaşır.</w:t>
+        <w:t>Sonra başqa kriptovalyutalar, zəncirdə saxlanan proqramlar — ağıllı müqavilələr və təchizat zənciri və sertifikatlar üçün təcrübi reyestrlər yarandı. Bir çox layihə uğursuz və ya lazımsız oldu. Banklar və dövlətlər fərqli quruluşlarla iri maliyyə iştirakçıları arasında rəqəmsal pul hesablaşmalarını sınadılar. Tənzimləmə, enerji sərfi və hansı problemə blokçeyn lazım olduğu hələ aydınlaşdırılır.</w:t>
       </w:r>
     </w:p>
     <w:p>
       <w:pPr>
-        <w:keepNext/>
-        <w:spacing w:before="240" w:after="120"/>
+        <w:pStyle w:val="Heading1"/>
+        <w:widowControl/>
       </w:pPr>
       <w:r>
-        <w:rPr>
-          <w:rFonts w:ascii="Calibri" w:hAnsi="Calibri" w:eastAsia="Calibri"/>
-          <w:b/>
-          <w:i w:val="0"/>
-          <w:color w:val="004E8C"/>
-          <w:sz w:val="28"/>
-        </w:rPr>
-        <w:t>İnsan həyatını necə dəyişdi?</w:t>
+        <w:t>İnsan həyatını necə dəyişib</w:t>
       </w:r>
     </w:p>
     <w:p>
       <w:pPr>
-        <w:spacing w:after="160" w:line="276" w:lineRule="auto"/>
+        <w:widowControl/>
       </w:pPr>
       <w:r>
-        <w:rPr>
-          <w:rFonts w:ascii="Calibri" w:hAnsi="Calibri" w:eastAsia="Calibri"/>
-          <w:b w:val="0"/>
-          <w:i w:val="0"/>
-          <w:sz w:val="22"/>
-        </w:rPr>
-        <w:t>Bəzi insanlar ənənəvi bank olmadan ölkələr arasında dəyər köçürmək imkanı qazandı, başqaları isə dələduzluq və kəskin qiymət dəyişmələri səbəbindən yığımlarını itirdi. Pul, enerji və fırıldaqçılıq barədə cəmiyyətdə yeni müzakirələr başlandı. Bəzi rəssamlar və qurumlar blokçeyndən notariat qeydi kimi istifadə etdilər. Tərəqqi uçot reyestri ideyasını yalnız mürəkkəbliyi artırdığı yerdə deyil, həqiqətən zərəri azaltdığı sahədə tətbiq etməkdən asılıdır.</w:t>
+        <w:t>Bəzi insanlar ənənəvi bank olmadan sərhədlərarası dəyər ötürmək imkanı qazandılar; başqaları dələduzluq və kəskin qiymət dəyişmələri üzündən yığımlarını itirdilər. Pul, enerji və fırıldaqçılıq barədə ictimai müzakirələr yarandı. Bəzi sənətçilər və qurumlar zənciri qeydi təsdiqləyən vasitə kimi işlətdilər. İrəliləyiş ideyanın yalnız mürəkkəblik artırdığı deyil, həqiqətən zərəri azaltdığı yerdə tətbiqindən asılıdır.</w:t>
       </w:r>
     </w:p>
     <w:p>
       <w:pPr>
-        <w:keepNext/>
-        <w:spacing w:before="240" w:after="120"/>
+        <w:pStyle w:val="Heading1"/>
+        <w:widowControl/>
       </w:pPr>
       <w:r>
-        <w:rPr>
-          <w:rFonts w:ascii="Calibri" w:hAnsi="Calibri" w:eastAsia="Calibri"/>
-          <w:b/>
-          <w:i w:val="0"/>
-          <w:color w:val="004E8C"/>
-          <w:sz w:val="28"/>
-        </w:rPr>
         <w:t>Mənbələr və istinadlar</w:t>
       </w:r>
     </w:p>
     <w:p>
       <w:pPr>
-        <w:keepNext/>
-        <w:spacing w:before="240" w:after="120"/>
+        <w:pStyle w:val="Heading2"/>
+        <w:widowControl/>
       </w:pPr>
       <w:r>
         <w:rPr>
-          <w:rFonts w:ascii="Calibri" w:hAnsi="Calibri" w:eastAsia="Calibri"/>
-          <w:b/>
-          <w:i w:val="0"/>
-          <w:color w:val="004E8C"/>
-          <w:sz w:val="24"/>
+          <w:sz w:val="20"/>
         </w:rPr>
-        <w:t>B. Resenziyalı elmi məqalələr və ilkin elmi əsərlər</w:t>
+        <w:t>B Rəy verilmiş məqalələr və orijinal elmi işlər</w:t>
       </w:r>
     </w:p>
     <w:p>
       <w:pPr>
-        <w:spacing w:after="80"/>
-        <w:ind w:left="360"/>
+        <w:widowControl/>
       </w:pPr>
       <w:r>
         <w:rPr>
-          <w:rFonts w:ascii="Calibri" w:hAnsi="Calibri" w:eastAsia="Calibri"/>
-          <w:b w:val="0"/>
-          <w:i w:val="0"/>
-          <w:sz w:val="22"/>
+          <w:sz w:val="20"/>
         </w:rPr>
-        <w:t>1. Nakamoto, Satoshi. “Bitcoin: A Peer-to-Peer Electronic Cash System.” 2008.</w:t>
-      </w:r>
-      <w:r>
-        <w:rPr>
-          <w:rFonts w:ascii="Calibri" w:hAnsi="Calibri" w:eastAsia="Calibri"/>
-          <w:b w:val="0"/>
-          <w:i w:val="0"/>
-          <w:sz w:val="22"/>
-        </w:rPr>
-        <w:t xml:space="preserve"> </w:t>
+        <w:t xml:space="preserve">1. Nakamoto, Satoshi. 'Bitcoin: A Peer-to-Peer Electronic Cash System.' 2008. </w:t>
       </w:r>
       <w:hyperlink r:id="rId9">
         <w:r>
           <w:rPr>
-            <w:rFonts w:ascii="Calibri" w:hAnsi="Calibri" w:eastAsia="Calibri"/>
-            <w:b w:val="0"/>
-            <w:i w:val="0"/>
-            <w:sz w:val="22"/>
-            <w:color w:val="0563C1"/>
-            <w:u w:val="single"/>
+            <w:sz w:val="20"/>
           </w:rPr>
           <w:t>https://bitcoin.org/bitcoin.pdf</w:t>
         </w:r>
       </w:hyperlink>
-    </w:p>
-    <w:p>
-      <w:pPr>
-        <w:spacing w:after="80"/>
-        <w:ind w:left="360"/>
-      </w:pPr>
       <w:r>
         <w:rPr>
-          <w:rFonts w:ascii="Calibri" w:hAnsi="Calibri" w:eastAsia="Calibri"/>
-          <w:b w:val="0"/>
-          <w:i w:val="0"/>
-          <w:sz w:val="22"/>
+          <w:sz w:val="20"/>
         </w:rPr>
-        <w:t>2. Haber, Stuart, and W. Scott Stornetta. “How to Time-Stamp a Digital Document.” Journal of Cryptology 3 (1991): 99–111.</w:t>
       </w:r>
     </w:p>
     <w:p>
       <w:pPr>
-        <w:keepNext/>
-        <w:spacing w:before="240" w:after="120"/>
+        <w:widowControl/>
       </w:pPr>
       <w:r>
         <w:rPr>
-          <w:rFonts w:ascii="Calibri" w:hAnsi="Calibri" w:eastAsia="Calibri"/>
-          <w:b/>
-          <w:i w:val="0"/>
-          <w:color w:val="004E8C"/>
-          <w:sz w:val="24"/>
+          <w:sz w:val="20"/>
         </w:rPr>
-        <w:t>C. Təşkilatların materialları və ensiklopedik mənbələr</w:t>
+        <w:t>2. Haber, Stuart, and W. Scott Stornetta. 'How to Time-Stamp a Digital Document.' Journal of Cryptology 3 (1991): 99–111.</w:t>
       </w:r>
     </w:p>
     <w:p>
       <w:pPr>
-        <w:spacing w:after="80"/>
-        <w:ind w:left="360"/>
+        <w:pStyle w:val="Heading2"/>
+        <w:widowControl/>
       </w:pPr>
       <w:r>
         <w:rPr>
-          <w:rFonts w:ascii="Calibri" w:hAnsi="Calibri" w:eastAsia="Calibri"/>
-          <w:b w:val="0"/>
-          <w:i w:val="0"/>
-          <w:sz w:val="22"/>
+          <w:sz w:val="20"/>
         </w:rPr>
-        <w:t>1. Encyclopaedia Britannica. “Blockchain” (“Blokçeyn”).</w:t>
+        <w:t>C Qurumların materialları və ensiklopedik mənbələr</w:t>
       </w:r>
+    </w:p>
+    <w:p>
+      <w:pPr>
+        <w:widowControl/>
+      </w:pPr>
       <w:r>
         <w:rPr>
-          <w:rFonts w:ascii="Calibri" w:hAnsi="Calibri" w:eastAsia="Calibri"/>
-          <w:b w:val="0"/>
-          <w:i w:val="0"/>
-          <w:sz w:val="22"/>
+          <w:sz w:val="20"/>
         </w:rPr>
-        <w:t xml:space="preserve"> </w:t>
+        <w:t xml:space="preserve">1. Encyclopaedia Britannica. 'Blockchain.' </w:t>
       </w:r>
       <w:hyperlink r:id="rId10">
         <w:r>
           <w:rPr>
-            <w:rFonts w:ascii="Calibri" w:hAnsi="Calibri" w:eastAsia="Calibri"/>
-            <w:b w:val="0"/>
-            <w:i w:val="0"/>
-            <w:sz w:val="22"/>
-            <w:color w:val="0563C1"/>
-            <w:u w:val="single"/>
+            <w:sz w:val="20"/>
           </w:rPr>
           <w:t>https://www.britannica.com/money/blockchain</w:t>
         </w:r>
       </w:hyperlink>
+      <w:r>
+        <w:rPr>
+          <w:sz w:val="20"/>
+        </w:rPr>
+      </w:r>
     </w:p>
     <w:p>
       <w:pPr>
-        <w:spacing w:after="80"/>
-        <w:ind w:left="360"/>
+        <w:widowControl/>
       </w:pPr>
       <w:r>
         <w:rPr>
-          <w:rFonts w:ascii="Calibri" w:hAnsi="Calibri" w:eastAsia="Calibri"/>
-          <w:b w:val="0"/>
-          <w:i w:val="0"/>
-          <w:sz w:val="22"/>
+          <w:sz w:val="20"/>
         </w:rPr>
-        <w:t>2. NIST. Blokçeyn texnologiyasına ümumi baxış (NISTIR 8202).</w:t>
-      </w:r>
-      <w:r>
-        <w:rPr>
-          <w:rFonts w:ascii="Calibri" w:hAnsi="Calibri" w:eastAsia="Calibri"/>
-          <w:b w:val="0"/>
-          <w:i w:val="0"/>
-          <w:sz w:val="22"/>
-        </w:rPr>
-        <w:t xml:space="preserve"> </w:t>
+        <w:t xml:space="preserve">2. NIST. Blockchain technology overview (NISTIR 8202). </w:t>
       </w:r>
       <w:hyperlink r:id="rId11">
         <w:r>
           <w:rPr>
-            <w:rFonts w:ascii="Calibri" w:hAnsi="Calibri" w:eastAsia="Calibri"/>
-            <w:b w:val="0"/>
-            <w:i w:val="0"/>
-            <w:sz w:val="22"/>
-            <w:color w:val="0563C1"/>
-            <w:u w:val="single"/>
+            <w:sz w:val="20"/>
           </w:rPr>
           <w:t>https://csrc.nist.gov/publications/detail/nistir/8202/final</w:t>
         </w:r>
       </w:hyperlink>
-    </w:p>
-    <w:p>
-      <w:pPr>
-        <w:keepNext/>
-        <w:spacing w:before="240" w:after="120"/>
-      </w:pPr>
       <w:r>
         <w:rPr>
-          <w:rFonts w:ascii="Calibri" w:hAnsi="Calibri" w:eastAsia="Calibri"/>
-          <w:b/>
-          <w:i w:val="0"/>
-          <w:color w:val="004E8C"/>
-          <w:sz w:val="24"/>
+          <w:sz w:val="20"/>
         </w:rPr>
-        <w:t>F. Onlayn mühazirələr və maarifləndirici silsilələr</w:t>
       </w:r>
     </w:p>
     <w:p>
       <w:pPr>
-        <w:spacing w:after="80"/>
-        <w:ind w:left="360"/>
+        <w:pStyle w:val="Heading2"/>
+        <w:widowControl/>
       </w:pPr>
       <w:r>
         <w:rPr>
-          <w:rFonts w:ascii="Calibri" w:hAnsi="Calibri" w:eastAsia="Calibri"/>
-          <w:b w:val="0"/>
-          <w:i w:val="0"/>
-          <w:sz w:val="22"/>
+          <w:sz w:val="20"/>
         </w:rPr>
-        <w:t>1. MIT OpenCourseWare. “Blockchain and Money” (“Blokçeyn və pul”), Qari Gensler, 2018.</w:t>
+        <w:t>F Onlayn mühazirələr və tədris silsilələri</w:t>
       </w:r>
+    </w:p>
+    <w:p>
+      <w:pPr>
+        <w:widowControl/>
+      </w:pPr>
       <w:r>
         <w:rPr>
-          <w:rFonts w:ascii="Calibri" w:hAnsi="Calibri" w:eastAsia="Calibri"/>
-          <w:b w:val="0"/>
-          <w:i w:val="0"/>
-          <w:sz w:val="22"/>
+          <w:sz w:val="20"/>
         </w:rPr>
-        <w:t xml:space="preserve"> </w:t>
+        <w:t xml:space="preserve">1. MIT OpenCourseWare. 'Blockchain and Money' (Gary Gensler), 2018. </w:t>
       </w:r>
       <w:hyperlink r:id="rId12">
         <w:r>
           <w:rPr>
-            <w:rFonts w:ascii="Calibri" w:hAnsi="Calibri" w:eastAsia="Calibri"/>
-            <w:b w:val="0"/>
-            <w:i w:val="0"/>
-            <w:sz w:val="22"/>
-            <w:color w:val="0563C1"/>
-            <w:u w:val="single"/>
+            <w:sz w:val="20"/>
           </w:rPr>
           <w:t>https://ocw.mit.edu/courses/15-s12-blockchain-and-money-fall-2018/</w:t>
         </w:r>
       </w:hyperlink>
+      <w:r>
+        <w:rPr>
+          <w:sz w:val="20"/>
+        </w:rPr>
+      </w:r>
     </w:p>
     <w:sectPr>
-      <w:pgSz w:w="12240" w:h="15840"/>
-      <w:pgMar w:top="1296" w:right="1440" w:bottom="1296" w:left="1440" w:header="720" w:footer="720" w:gutter="0"/>
+      <w:footerReference w:type="default" r:id="rId13"/>
+      <w:pgSz w:w="11906" w:h="16838"/>
+      <w:pgMar w:top="1020" w:right="1134" w:bottom="1020" w:left="1134" w:header="720" w:footer="720" w:gutter="0"/>
       <w:cols w:space="720"/>
       <w:docGrid w:linePitch="360"/>
     </w:sectPr>
   </w:body>
 </w:document>
+</file>
+
+<file path=word/footer1.xml><?xml version="1.0" encoding="utf-8"?>
+<w:ftr xmlns:m="http://schemas.openxmlformats.org/officeDocument/2006/math" xmlns:mc="http://schemas.openxmlformats.org/markup-compatibility/2006" xmlns:mo="http://schemas.microsoft.com/office/mac/office/2008/main" xmlns:mv="urn:schemas-microsoft-com:mac:vml" xmlns:o="urn:schemas-microsoft-com:office:office" xmlns:r="http://schemas.openxmlformats.org/officeDocument/2006/relationships" xmlns:v="urn:schemas-microsoft-com:vml" xmlns:w10="urn:schemas-microsoft-com:office:word" xmlns:w14="http://schemas.microsoft.com/office/word/2010/wordml" xmlns:w="http://schemas.openxmlformats.org/wordprocessingml/2006/main" xmlns:wne="http://schemas.microsoft.com/office/word/2006/wordml" xmlns:wp14="http://schemas.microsoft.com/office/word/2010/wordprocessingDrawing" xmlns:wp="http://schemas.openxmlformats.org/drawingml/2006/wordprocessingDrawing" xmlns:wpc="http://schemas.microsoft.com/office/word/2010/wordprocessingCanvas" xmlns:wpg="http://schemas.microsoft.com/office/word/2010/wordprocessingGroup" xmlns:wpi="http://schemas.microsoft.com/office/word/2010/wordprocessingInk" xmlns:wps="http://schemas.microsoft.com/office/word/2010/wordprocessingShape" mc:Ignorable="w14 wp14">
+  <w:p>
+    <w:pPr>
+      <w:pStyle w:val="Footer"/>
+      <w:jc w:val="right"/>
+    </w:pPr>
+    <w:fldSimple w:instr="PAGE"/>
+  </w:p>
+</w:ftr>
 </file>
 
 <file path=word/numbering.xml><?xml version="1.0" encoding="utf-8"?>
@@ -772,7 +582,7 @@
   <w:docDefaults>
     <w:rPrDefault>
       <w:rPr>
-        <w:rFonts w:asciiTheme="minorHAnsi" w:eastAsiaTheme="minorEastAsia" w:hAnsiTheme="minorHAnsi" w:cstheme="minorBidi"/>
+        <w:rFonts/>
         <w:sz w:val="22"/>
         <w:szCs w:val="22"/>
         <w:lang w:val="en-US" w:eastAsia="en-US" w:bidi="ar-SA"/>
@@ -927,6 +737,15 @@
     <w:name w:val="Normal"/>
     <w:qFormat/>
     <w:rsid w:val="00FC693F"/>
+    <w:pPr>
+      <w:spacing w:after="120" w:line="259" w:lineRule="auto"/>
+    </w:pPr>
+    <w:rPr>
+      <w:rFonts w:ascii="Times New Roman" w:hAnsi="Times New Roman"/>
+      <w:color w:val="000000"/>
+      <w:sz w:val="24"/>
+      <w:lang w:val="az-Latn-AZ"/>
+    </w:rPr>
   </w:style>
   <w:style w:type="paragraph" w:styleId="Header">
     <w:name w:val="header"/>
@@ -983,16 +802,17 @@
     <w:pPr>
       <w:keepNext/>
       <w:keepLines/>
-      <w:spacing w:before="480" w:after="0"/>
+      <w:spacing w:before="480" w:after="120" w:line="259" w:lineRule="auto"/>
       <w:outlineLvl w:val="0"/>
     </w:pPr>
     <w:rPr>
-      <w:rFonts w:asciiTheme="majorHAnsi" w:eastAsiaTheme="majorEastAsia" w:hAnsiTheme="majorHAnsi" w:cstheme="majorBidi"/>
+      <w:rFonts w:ascii="Times New Roman" w:hAnsi="Times New Roman"/>
       <w:b/>
       <w:bCs/>
-      <w:color w:val="365F91" w:themeColor="accent1" w:themeShade="BF"/>
-      <w:sz w:val="28"/>
+      <w:color w:val="000000"/>
+      <w:sz w:val="26"/>
       <w:szCs w:val="28"/>
+      <w:lang w:val="az-Latn-AZ"/>
     </w:rPr>
   </w:style>
   <w:style w:type="paragraph" w:styleId="Heading2">
@@ -1007,16 +827,17 @@
     <w:pPr>
       <w:keepNext/>
       <w:keepLines/>
-      <w:spacing w:before="200" w:after="0"/>
+      <w:spacing w:before="200" w:after="120" w:line="259" w:lineRule="auto"/>
       <w:outlineLvl w:val="1"/>
     </w:pPr>
     <w:rPr>
-      <w:rFonts w:asciiTheme="majorHAnsi" w:eastAsiaTheme="majorEastAsia" w:hAnsiTheme="majorHAnsi" w:cstheme="majorBidi"/>
+      <w:rFonts w:ascii="Times New Roman" w:hAnsi="Times New Roman"/>
       <w:b/>
       <w:bCs/>
-      <w:color w:val="4F81BD" w:themeColor="accent1"/>
+      <w:color w:val="000000"/>
       <w:sz w:val="26"/>
       <w:szCs w:val="26"/>
+      <w:lang w:val="az-Latn-AZ"/>
     </w:rPr>
   </w:style>
   <w:style w:type="paragraph" w:styleId="Heading3">
@@ -1035,7 +856,7 @@
       <w:outlineLvl w:val="2"/>
     </w:pPr>
     <w:rPr>
-      <w:rFonts w:asciiTheme="majorHAnsi" w:eastAsiaTheme="majorEastAsia" w:hAnsiTheme="majorHAnsi" w:cstheme="majorBidi"/>
+      <w:rFonts/>
       <w:b/>
       <w:bCs/>
       <w:color w:val="4F81BD" w:themeColor="accent1"/>
@@ -1058,7 +879,7 @@
       <w:outlineLvl w:val="3"/>
     </w:pPr>
     <w:rPr>
-      <w:rFonts w:asciiTheme="majorHAnsi" w:eastAsiaTheme="majorEastAsia" w:hAnsiTheme="majorHAnsi" w:cstheme="majorBidi"/>
+      <w:rFonts/>
       <w:b/>
       <w:bCs/>
       <w:i/>
@@ -1083,7 +904,7 @@
       <w:outlineLvl w:val="4"/>
     </w:pPr>
     <w:rPr>
-      <w:rFonts w:asciiTheme="majorHAnsi" w:eastAsiaTheme="majorEastAsia" w:hAnsiTheme="majorHAnsi" w:cstheme="majorBidi"/>
+      <w:rFonts/>
       <w:color w:val="243F60" w:themeColor="accent1" w:themeShade="7F"/>
     </w:rPr>
   </w:style>
@@ -1104,7 +925,7 @@
       <w:outlineLvl w:val="5"/>
     </w:pPr>
     <w:rPr>
-      <w:rFonts w:asciiTheme="majorHAnsi" w:eastAsiaTheme="majorEastAsia" w:hAnsiTheme="majorHAnsi" w:cstheme="majorBidi"/>
+      <w:rFonts/>
       <w:i/>
       <w:iCs/>
       <w:color w:val="243F60" w:themeColor="accent1" w:themeShade="7F"/>
@@ -1127,7 +948,7 @@
       <w:outlineLvl w:val="6"/>
     </w:pPr>
     <w:rPr>
-      <w:rFonts w:asciiTheme="majorHAnsi" w:eastAsiaTheme="majorEastAsia" w:hAnsiTheme="majorHAnsi" w:cstheme="majorBidi"/>
+      <w:rFonts/>
       <w:i/>
       <w:iCs/>
       <w:color w:val="404040" w:themeColor="text1" w:themeTint="BF"/>
@@ -1150,7 +971,7 @@
       <w:outlineLvl w:val="7"/>
     </w:pPr>
     <w:rPr>
-      <w:rFonts w:asciiTheme="majorHAnsi" w:eastAsiaTheme="majorEastAsia" w:hAnsiTheme="majorHAnsi" w:cstheme="majorBidi"/>
+      <w:rFonts/>
       <w:color w:val="4F81BD" w:themeColor="accent1"/>
       <w:sz w:val="20"/>
       <w:szCs w:val="20"/>
@@ -1173,7 +994,7 @@
       <w:outlineLvl w:val="8"/>
     </w:pPr>
     <w:rPr>
-      <w:rFonts w:asciiTheme="majorHAnsi" w:eastAsiaTheme="majorEastAsia" w:hAnsiTheme="majorHAnsi" w:cstheme="majorBidi"/>
+      <w:rFonts/>
       <w:i/>
       <w:iCs/>
       <w:color w:val="404040" w:themeColor="text1" w:themeTint="BF"/>
@@ -1224,7 +1045,7 @@
     <w:uiPriority w:val="9"/>
     <w:rsid w:val="00FC693F"/>
     <w:rPr>
-      <w:rFonts w:asciiTheme="majorHAnsi" w:eastAsiaTheme="majorEastAsia" w:hAnsiTheme="majorHAnsi" w:cstheme="majorBidi"/>
+      <w:rFonts/>
       <w:b/>
       <w:bCs/>
       <w:color w:val="365F91" w:themeColor="accent1" w:themeShade="BF"/>
@@ -1239,7 +1060,7 @@
     <w:uiPriority w:val="9"/>
     <w:rsid w:val="00FC693F"/>
     <w:rPr>
-      <w:rFonts w:asciiTheme="majorHAnsi" w:eastAsiaTheme="majorEastAsia" w:hAnsiTheme="majorHAnsi" w:cstheme="majorBidi"/>
+      <w:rFonts/>
       <w:b/>
       <w:bCs/>
       <w:color w:val="4F81BD" w:themeColor="accent1"/>
@@ -1254,7 +1075,7 @@
     <w:uiPriority w:val="9"/>
     <w:rsid w:val="00FC693F"/>
     <w:rPr>
-      <w:rFonts w:asciiTheme="majorHAnsi" w:eastAsiaTheme="majorEastAsia" w:hAnsiTheme="majorHAnsi" w:cstheme="majorBidi"/>
+      <w:rFonts/>
       <w:b/>
       <w:bCs/>
       <w:color w:val="4F81BD" w:themeColor="accent1"/>
@@ -1269,19 +1090,17 @@
     <w:qFormat/>
     <w:rsid w:val="00FC693F"/>
     <w:pPr>
-      <w:pBdr>
-        <w:bottom w:val="single" w:sz="8" w:space="4" w:color="4F81BD" w:themeColor="accent1"/>
-      </w:pBdr>
-      <w:spacing w:after="300" w:line="240" w:lineRule="auto"/>
+      <w:spacing w:after="120" w:line="259" w:lineRule="auto"/>
       <w:contextualSpacing/>
     </w:pPr>
     <w:rPr>
-      <w:rFonts w:asciiTheme="majorHAnsi" w:eastAsiaTheme="majorEastAsia" w:hAnsiTheme="majorHAnsi" w:cstheme="majorBidi"/>
-      <w:color w:val="17365D" w:themeColor="text2" w:themeShade="BF"/>
+      <w:rFonts w:ascii="Times New Roman" w:hAnsi="Times New Roman"/>
+      <w:color w:val="000000"/>
       <w:spacing w:val="5"/>
       <w:kern w:val="28"/>
-      <w:sz w:val="52"/>
+      <w:sz w:val="40"/>
       <w:szCs w:val="52"/>
+      <w:lang w:val="az-Latn-AZ"/>
     </w:rPr>
   </w:style>
   <w:style w:type="character" w:customStyle="1" w:styleId="TitleChar">
@@ -1291,7 +1110,7 @@
     <w:uiPriority w:val="10"/>
     <w:rsid w:val="00FC693F"/>
     <w:rPr>
-      <w:rFonts w:asciiTheme="majorHAnsi" w:eastAsiaTheme="majorEastAsia" w:hAnsiTheme="majorHAnsi" w:cstheme="majorBidi"/>
+      <w:rFonts/>
       <w:color w:val="17365D" w:themeColor="text2" w:themeShade="BF"/>
       <w:spacing w:val="5"/>
       <w:kern w:val="28"/>
@@ -1313,7 +1132,7 @@
       </w:numPr>
     </w:pPr>
     <w:rPr>
-      <w:rFonts w:asciiTheme="majorHAnsi" w:eastAsiaTheme="majorEastAsia" w:hAnsiTheme="majorHAnsi" w:cstheme="majorBidi"/>
+      <w:rFonts/>
       <w:i/>
       <w:iCs/>
       <w:color w:val="4F81BD" w:themeColor="accent1"/>
@@ -1329,7 +1148,7 @@
     <w:uiPriority w:val="11"/>
     <w:rsid w:val="00FC693F"/>
     <w:rPr>
-      <w:rFonts w:asciiTheme="majorHAnsi" w:eastAsiaTheme="majorEastAsia" w:hAnsiTheme="majorHAnsi" w:cstheme="majorBidi"/>
+      <w:rFonts/>
       <w:i/>
       <w:iCs/>
       <w:color w:val="4F81BD" w:themeColor="accent1"/>
@@ -1454,8 +1273,15 @@
       <w:numPr>
         <w:numId w:val="1"/>
       </w:numPr>
+      <w:spacing w:after="120" w:line="259" w:lineRule="auto"/>
       <w:contextualSpacing/>
     </w:pPr>
+    <w:rPr>
+      <w:rFonts w:ascii="Times New Roman" w:hAnsi="Times New Roman"/>
+      <w:color w:val="000000"/>
+      <w:sz w:val="24"/>
+      <w:lang w:val="az-Latn-AZ"/>
+    </w:rPr>
   </w:style>
   <w:style w:type="paragraph" w:styleId="ListBullet2">
     <w:name w:val="List Bullet 2"/>
@@ -1627,7 +1453,7 @@
     <w:semiHidden/>
     <w:rsid w:val="00FC693F"/>
     <w:rPr>
-      <w:rFonts w:asciiTheme="majorHAnsi" w:eastAsiaTheme="majorEastAsia" w:hAnsiTheme="majorHAnsi" w:cstheme="majorBidi"/>
+      <w:rFonts/>
       <w:b/>
       <w:bCs/>
       <w:i/>
@@ -1643,7 +1469,7 @@
     <w:semiHidden/>
     <w:rsid w:val="00FC693F"/>
     <w:rPr>
-      <w:rFonts w:asciiTheme="majorHAnsi" w:eastAsiaTheme="majorEastAsia" w:hAnsiTheme="majorHAnsi" w:cstheme="majorBidi"/>
+      <w:rFonts/>
       <w:color w:val="243F60" w:themeColor="accent1" w:themeShade="7F"/>
     </w:rPr>
   </w:style>
@@ -1655,7 +1481,7 @@
     <w:semiHidden/>
     <w:rsid w:val="00FC693F"/>
     <w:rPr>
-      <w:rFonts w:asciiTheme="majorHAnsi" w:eastAsiaTheme="majorEastAsia" w:hAnsiTheme="majorHAnsi" w:cstheme="majorBidi"/>
+      <w:rFonts/>
       <w:i/>
       <w:iCs/>
       <w:color w:val="243F60" w:themeColor="accent1" w:themeShade="7F"/>
@@ -1669,7 +1495,7 @@
     <w:semiHidden/>
     <w:rsid w:val="00FC693F"/>
     <w:rPr>
-      <w:rFonts w:asciiTheme="majorHAnsi" w:eastAsiaTheme="majorEastAsia" w:hAnsiTheme="majorHAnsi" w:cstheme="majorBidi"/>
+      <w:rFonts/>
       <w:i/>
       <w:iCs/>
       <w:color w:val="404040" w:themeColor="text1" w:themeTint="BF"/>
@@ -1683,7 +1509,7 @@
     <w:semiHidden/>
     <w:rsid w:val="00FC693F"/>
     <w:rPr>
-      <w:rFonts w:asciiTheme="majorHAnsi" w:eastAsiaTheme="majorEastAsia" w:hAnsiTheme="majorHAnsi" w:cstheme="majorBidi"/>
+      <w:rFonts/>
       <w:color w:val="4F81BD" w:themeColor="accent1"/>
       <w:sz w:val="20"/>
       <w:szCs w:val="20"/>
@@ -1697,7 +1523,7 @@
     <w:semiHidden/>
     <w:rsid w:val="00FC693F"/>
     <w:rPr>
-      <w:rFonts w:asciiTheme="majorHAnsi" w:eastAsiaTheme="majorEastAsia" w:hAnsiTheme="majorHAnsi" w:cstheme="majorBidi"/>
+      <w:rFonts/>
       <w:i/>
       <w:iCs/>
       <w:color w:val="404040" w:themeColor="text1" w:themeTint="BF"/>
@@ -1756,9 +1582,6 @@
     <w:qFormat/>
     <w:rsid w:val="00FC693F"/>
     <w:pPr>
-      <w:pBdr>
-        <w:bottom w:val="single" w:sz="4" w:space="4" w:color="4F81BD" w:themeColor="accent1"/>
-      </w:pBdr>
       <w:spacing w:before="200" w:after="280"/>
       <w:ind w:left="936" w:right="936"/>
     </w:pPr>
@@ -3286,7 +3109,7 @@
         <w:spacing w:before="0" w:after="0" w:line="240" w:lineRule="auto"/>
       </w:pPr>
       <w:rPr>
-        <w:rFonts w:asciiTheme="majorHAnsi" w:eastAsiaTheme="majorEastAsia" w:hAnsiTheme="majorHAnsi" w:cstheme="majorBidi"/>
+        <w:rFonts/>
         <w:b/>
         <w:bCs/>
       </w:rPr>
@@ -3307,7 +3130,7 @@
         <w:spacing w:before="0" w:after="0" w:line="240" w:lineRule="auto"/>
       </w:pPr>
       <w:rPr>
-        <w:rFonts w:asciiTheme="majorHAnsi" w:eastAsiaTheme="majorEastAsia" w:hAnsiTheme="majorHAnsi" w:cstheme="majorBidi"/>
+        <w:rFonts/>
         <w:b/>
         <w:bCs/>
       </w:rPr>
@@ -3325,14 +3148,14 @@
     </w:tblStylePr>
     <w:tblStylePr w:type="firstCol">
       <w:rPr>
-        <w:rFonts w:asciiTheme="majorHAnsi" w:eastAsiaTheme="majorEastAsia" w:hAnsiTheme="majorHAnsi" w:cstheme="majorBidi"/>
+        <w:rFonts/>
         <w:b/>
         <w:bCs/>
       </w:rPr>
     </w:tblStylePr>
     <w:tblStylePr w:type="lastCol">
       <w:rPr>
-        <w:rFonts w:asciiTheme="majorHAnsi" w:eastAsiaTheme="majorEastAsia" w:hAnsiTheme="majorHAnsi" w:cstheme="majorBidi"/>
+        <w:rFonts/>
         <w:b/>
         <w:bCs/>
       </w:rPr>
@@ -3416,7 +3239,7 @@
         <w:spacing w:before="0" w:after="0" w:line="240" w:lineRule="auto"/>
       </w:pPr>
       <w:rPr>
-        <w:rFonts w:asciiTheme="majorHAnsi" w:eastAsiaTheme="majorEastAsia" w:hAnsiTheme="majorHAnsi" w:cstheme="majorBidi"/>
+        <w:rFonts/>
         <w:b/>
         <w:bCs/>
       </w:rPr>
@@ -3437,7 +3260,7 @@
         <w:spacing w:before="0" w:after="0" w:line="240" w:lineRule="auto"/>
       </w:pPr>
       <w:rPr>
-        <w:rFonts w:asciiTheme="majorHAnsi" w:eastAsiaTheme="majorEastAsia" w:hAnsiTheme="majorHAnsi" w:cstheme="majorBidi"/>
+        <w:rFonts/>
         <w:b/>
         <w:bCs/>
       </w:rPr>
@@ -3455,14 +3278,14 @@
     </w:tblStylePr>
     <w:tblStylePr w:type="firstCol">
       <w:rPr>
-        <w:rFonts w:asciiTheme="majorHAnsi" w:eastAsiaTheme="majorEastAsia" w:hAnsiTheme="majorHAnsi" w:cstheme="majorBidi"/>
+        <w:rFonts/>
         <w:b/>
         <w:bCs/>
       </w:rPr>
     </w:tblStylePr>
     <w:tblStylePr w:type="lastCol">
       <w:rPr>
-        <w:rFonts w:asciiTheme="majorHAnsi" w:eastAsiaTheme="majorEastAsia" w:hAnsiTheme="majorHAnsi" w:cstheme="majorBidi"/>
+        <w:rFonts/>
         <w:b/>
         <w:bCs/>
       </w:rPr>
@@ -3546,7 +3369,7 @@
         <w:spacing w:before="0" w:after="0" w:line="240" w:lineRule="auto"/>
       </w:pPr>
       <w:rPr>
-        <w:rFonts w:asciiTheme="majorHAnsi" w:eastAsiaTheme="majorEastAsia" w:hAnsiTheme="majorHAnsi" w:cstheme="majorBidi"/>
+        <w:rFonts/>
         <w:b/>
         <w:bCs/>
       </w:rPr>
@@ -3567,7 +3390,7 @@
         <w:spacing w:before="0" w:after="0" w:line="240" w:lineRule="auto"/>
       </w:pPr>
       <w:rPr>
-        <w:rFonts w:asciiTheme="majorHAnsi" w:eastAsiaTheme="majorEastAsia" w:hAnsiTheme="majorHAnsi" w:cstheme="majorBidi"/>
+        <w:rFonts/>
         <w:b/>
         <w:bCs/>
       </w:rPr>
@@ -3585,14 +3408,14 @@
     </w:tblStylePr>
     <w:tblStylePr w:type="firstCol">
       <w:rPr>
-        <w:rFonts w:asciiTheme="majorHAnsi" w:eastAsiaTheme="majorEastAsia" w:hAnsiTheme="majorHAnsi" w:cstheme="majorBidi"/>
+        <w:rFonts/>
         <w:b/>
         <w:bCs/>
       </w:rPr>
     </w:tblStylePr>
     <w:tblStylePr w:type="lastCol">
       <w:rPr>
-        <w:rFonts w:asciiTheme="majorHAnsi" w:eastAsiaTheme="majorEastAsia" w:hAnsiTheme="majorHAnsi" w:cstheme="majorBidi"/>
+        <w:rFonts/>
         <w:b/>
         <w:bCs/>
       </w:rPr>
@@ -3676,7 +3499,7 @@
         <w:spacing w:before="0" w:after="0" w:line="240" w:lineRule="auto"/>
       </w:pPr>
       <w:rPr>
-        <w:rFonts w:asciiTheme="majorHAnsi" w:eastAsiaTheme="majorEastAsia" w:hAnsiTheme="majorHAnsi" w:cstheme="majorBidi"/>
+        <w:rFonts/>
         <w:b/>
         <w:bCs/>
       </w:rPr>
@@ -3697,7 +3520,7 @@
         <w:spacing w:before="0" w:after="0" w:line="240" w:lineRule="auto"/>
       </w:pPr>
       <w:rPr>
-        <w:rFonts w:asciiTheme="majorHAnsi" w:eastAsiaTheme="majorEastAsia" w:hAnsiTheme="majorHAnsi" w:cstheme="majorBidi"/>
+        <w:rFonts/>
         <w:b/>
         <w:bCs/>
       </w:rPr>
@@ -3715,14 +3538,14 @@
     </w:tblStylePr>
     <w:tblStylePr w:type="firstCol">
       <w:rPr>
-        <w:rFonts w:asciiTheme="majorHAnsi" w:eastAsiaTheme="majorEastAsia" w:hAnsiTheme="majorHAnsi" w:cstheme="majorBidi"/>
+        <w:rFonts/>
         <w:b/>
         <w:bCs/>
       </w:rPr>
     </w:tblStylePr>
     <w:tblStylePr w:type="lastCol">
       <w:rPr>
-        <w:rFonts w:asciiTheme="majorHAnsi" w:eastAsiaTheme="majorEastAsia" w:hAnsiTheme="majorHAnsi" w:cstheme="majorBidi"/>
+        <w:rFonts/>
         <w:b/>
         <w:bCs/>
       </w:rPr>
@@ -3806,7 +3629,7 @@
         <w:spacing w:before="0" w:after="0" w:line="240" w:lineRule="auto"/>
       </w:pPr>
       <w:rPr>
-        <w:rFonts w:asciiTheme="majorHAnsi" w:eastAsiaTheme="majorEastAsia" w:hAnsiTheme="majorHAnsi" w:cstheme="majorBidi"/>
+        <w:rFonts/>
         <w:b/>
         <w:bCs/>
       </w:rPr>
@@ -3827,7 +3650,7 @@
         <w:spacing w:before="0" w:after="0" w:line="240" w:lineRule="auto"/>
       </w:pPr>
       <w:rPr>
-        <w:rFonts w:asciiTheme="majorHAnsi" w:eastAsiaTheme="majorEastAsia" w:hAnsiTheme="majorHAnsi" w:cstheme="majorBidi"/>
+        <w:rFonts/>
         <w:b/>
         <w:bCs/>
       </w:rPr>
@@ -3845,14 +3668,14 @@
     </w:tblStylePr>
     <w:tblStylePr w:type="firstCol">
       <w:rPr>
-        <w:rFonts w:asciiTheme="majorHAnsi" w:eastAsiaTheme="majorEastAsia" w:hAnsiTheme="majorHAnsi" w:cstheme="majorBidi"/>
+        <w:rFonts/>
         <w:b/>
         <w:bCs/>
       </w:rPr>
     </w:tblStylePr>
     <w:tblStylePr w:type="lastCol">
       <w:rPr>
-        <w:rFonts w:asciiTheme="majorHAnsi" w:eastAsiaTheme="majorEastAsia" w:hAnsiTheme="majorHAnsi" w:cstheme="majorBidi"/>
+        <w:rFonts/>
         <w:b/>
         <w:bCs/>
       </w:rPr>
@@ -3936,7 +3759,7 @@
         <w:spacing w:before="0" w:after="0" w:line="240" w:lineRule="auto"/>
       </w:pPr>
       <w:rPr>
-        <w:rFonts w:asciiTheme="majorHAnsi" w:eastAsiaTheme="majorEastAsia" w:hAnsiTheme="majorHAnsi" w:cstheme="majorBidi"/>
+        <w:rFonts/>
         <w:b/>
         <w:bCs/>
       </w:rPr>
@@ -3957,7 +3780,7 @@
         <w:spacing w:before="0" w:after="0" w:line="240" w:lineRule="auto"/>
       </w:pPr>
       <w:rPr>
-        <w:rFonts w:asciiTheme="majorHAnsi" w:eastAsiaTheme="majorEastAsia" w:hAnsiTheme="majorHAnsi" w:cstheme="majorBidi"/>
+        <w:rFonts/>
         <w:b/>
         <w:bCs/>
       </w:rPr>
@@ -3975,14 +3798,14 @@
     </w:tblStylePr>
     <w:tblStylePr w:type="firstCol">
       <w:rPr>
-        <w:rFonts w:asciiTheme="majorHAnsi" w:eastAsiaTheme="majorEastAsia" w:hAnsiTheme="majorHAnsi" w:cstheme="majorBidi"/>
+        <w:rFonts/>
         <w:b/>
         <w:bCs/>
       </w:rPr>
     </w:tblStylePr>
     <w:tblStylePr w:type="lastCol">
       <w:rPr>
-        <w:rFonts w:asciiTheme="majorHAnsi" w:eastAsiaTheme="majorEastAsia" w:hAnsiTheme="majorHAnsi" w:cstheme="majorBidi"/>
+        <w:rFonts/>
         <w:b/>
         <w:bCs/>
       </w:rPr>
@@ -4066,7 +3889,7 @@
         <w:spacing w:before="0" w:after="0" w:line="240" w:lineRule="auto"/>
       </w:pPr>
       <w:rPr>
-        <w:rFonts w:asciiTheme="majorHAnsi" w:eastAsiaTheme="majorEastAsia" w:hAnsiTheme="majorHAnsi" w:cstheme="majorBidi"/>
+        <w:rFonts/>
         <w:b/>
         <w:bCs/>
       </w:rPr>
@@ -4087,7 +3910,7 @@
         <w:spacing w:before="0" w:after="0" w:line="240" w:lineRule="auto"/>
       </w:pPr>
       <w:rPr>
-        <w:rFonts w:asciiTheme="majorHAnsi" w:eastAsiaTheme="majorEastAsia" w:hAnsiTheme="majorHAnsi" w:cstheme="majorBidi"/>
+        <w:rFonts/>
         <w:b/>
         <w:bCs/>
       </w:rPr>
@@ -4105,14 +3928,14 @@
     </w:tblStylePr>
     <w:tblStylePr w:type="firstCol">
       <w:rPr>
-        <w:rFonts w:asciiTheme="majorHAnsi" w:eastAsiaTheme="majorEastAsia" w:hAnsiTheme="majorHAnsi" w:cstheme="majorBidi"/>
+        <w:rFonts/>
         <w:b/>
         <w:bCs/>
       </w:rPr>
     </w:tblStylePr>
     <w:tblStylePr w:type="lastCol">
       <w:rPr>
-        <w:rFonts w:asciiTheme="majorHAnsi" w:eastAsiaTheme="majorEastAsia" w:hAnsiTheme="majorHAnsi" w:cstheme="majorBidi"/>
+        <w:rFonts/>
         <w:b/>
         <w:bCs/>
       </w:rPr>
@@ -5977,7 +5800,7 @@
     </w:tblPr>
     <w:tblStylePr w:type="firstRow">
       <w:rPr>
-        <w:rFonts w:asciiTheme="majorHAnsi" w:eastAsiaTheme="majorEastAsia" w:hAnsiTheme="majorHAnsi" w:cstheme="majorBidi"/>
+        <w:rFonts/>
       </w:rPr>
       <w:tblPr/>
       <w:tcPr>
@@ -6061,7 +5884,7 @@
     </w:tblPr>
     <w:tblStylePr w:type="firstRow">
       <w:rPr>
-        <w:rFonts w:asciiTheme="majorHAnsi" w:eastAsiaTheme="majorEastAsia" w:hAnsiTheme="majorHAnsi" w:cstheme="majorBidi"/>
+        <w:rFonts/>
       </w:rPr>
       <w:tblPr/>
       <w:tcPr>
@@ -6145,7 +5968,7 @@
     </w:tblPr>
     <w:tblStylePr w:type="firstRow">
       <w:rPr>
-        <w:rFonts w:asciiTheme="majorHAnsi" w:eastAsiaTheme="majorEastAsia" w:hAnsiTheme="majorHAnsi" w:cstheme="majorBidi"/>
+        <w:rFonts/>
       </w:rPr>
       <w:tblPr/>
       <w:tcPr>
@@ -6229,7 +6052,7 @@
     </w:tblPr>
     <w:tblStylePr w:type="firstRow">
       <w:rPr>
-        <w:rFonts w:asciiTheme="majorHAnsi" w:eastAsiaTheme="majorEastAsia" w:hAnsiTheme="majorHAnsi" w:cstheme="majorBidi"/>
+        <w:rFonts/>
       </w:rPr>
       <w:tblPr/>
       <w:tcPr>
@@ -6313,7 +6136,7 @@
     </w:tblPr>
     <w:tblStylePr w:type="firstRow">
       <w:rPr>
-        <w:rFonts w:asciiTheme="majorHAnsi" w:eastAsiaTheme="majorEastAsia" w:hAnsiTheme="majorHAnsi" w:cstheme="majorBidi"/>
+        <w:rFonts/>
       </w:rPr>
       <w:tblPr/>
       <w:tcPr>
@@ -6397,7 +6220,7 @@
     </w:tblPr>
     <w:tblStylePr w:type="firstRow">
       <w:rPr>
-        <w:rFonts w:asciiTheme="majorHAnsi" w:eastAsiaTheme="majorEastAsia" w:hAnsiTheme="majorHAnsi" w:cstheme="majorBidi"/>
+        <w:rFonts/>
       </w:rPr>
       <w:tblPr/>
       <w:tcPr>
@@ -6481,7 +6304,7 @@
     </w:tblPr>
     <w:tblStylePr w:type="firstRow">
       <w:rPr>
-        <w:rFonts w:asciiTheme="majorHAnsi" w:eastAsiaTheme="majorEastAsia" w:hAnsiTheme="majorHAnsi" w:cstheme="majorBidi"/>
+        <w:rFonts/>
       </w:rPr>
       <w:tblPr/>
       <w:tcPr>
@@ -6546,7 +6369,7 @@
       <w:spacing w:after="0" w:line="240" w:lineRule="auto"/>
     </w:pPr>
     <w:rPr>
-      <w:rFonts w:asciiTheme="majorHAnsi" w:eastAsiaTheme="majorEastAsia" w:hAnsiTheme="majorHAnsi" w:cstheme="majorBidi"/>
+      <w:rFonts/>
       <w:color w:val="000000" w:themeColor="text1"/>
     </w:rPr>
     <w:tblPr>
@@ -6674,7 +6497,7 @@
       <w:spacing w:after="0" w:line="240" w:lineRule="auto"/>
     </w:pPr>
     <w:rPr>
-      <w:rFonts w:asciiTheme="majorHAnsi" w:eastAsiaTheme="majorEastAsia" w:hAnsiTheme="majorHAnsi" w:cstheme="majorBidi"/>
+      <w:rFonts/>
       <w:color w:val="000000" w:themeColor="text1"/>
     </w:rPr>
     <w:tblPr>
@@ -6802,7 +6625,7 @@
       <w:spacing w:after="0" w:line="240" w:lineRule="auto"/>
     </w:pPr>
     <w:rPr>
-      <w:rFonts w:asciiTheme="majorHAnsi" w:eastAsiaTheme="majorEastAsia" w:hAnsiTheme="majorHAnsi" w:cstheme="majorBidi"/>
+      <w:rFonts/>
       <w:color w:val="000000" w:themeColor="text1"/>
     </w:rPr>
     <w:tblPr>
@@ -6930,7 +6753,7 @@
       <w:spacing w:after="0" w:line="240" w:lineRule="auto"/>
     </w:pPr>
     <w:rPr>
-      <w:rFonts w:asciiTheme="majorHAnsi" w:eastAsiaTheme="majorEastAsia" w:hAnsiTheme="majorHAnsi" w:cstheme="majorBidi"/>
+      <w:rFonts/>
       <w:color w:val="000000" w:themeColor="text1"/>
     </w:rPr>
     <w:tblPr>
@@ -7058,7 +6881,7 @@
       <w:spacing w:after="0" w:line="240" w:lineRule="auto"/>
     </w:pPr>
     <w:rPr>
-      <w:rFonts w:asciiTheme="majorHAnsi" w:eastAsiaTheme="majorEastAsia" w:hAnsiTheme="majorHAnsi" w:cstheme="majorBidi"/>
+      <w:rFonts/>
       <w:color w:val="000000" w:themeColor="text1"/>
     </w:rPr>
     <w:tblPr>
@@ -7186,7 +7009,7 @@
       <w:spacing w:after="0" w:line="240" w:lineRule="auto"/>
     </w:pPr>
     <w:rPr>
-      <w:rFonts w:asciiTheme="majorHAnsi" w:eastAsiaTheme="majorEastAsia" w:hAnsiTheme="majorHAnsi" w:cstheme="majorBidi"/>
+      <w:rFonts/>
       <w:color w:val="000000" w:themeColor="text1"/>
     </w:rPr>
     <w:tblPr>
@@ -7314,7 +7137,7 @@
       <w:spacing w:after="0" w:line="240" w:lineRule="auto"/>
     </w:pPr>
     <w:rPr>
-      <w:rFonts w:asciiTheme="majorHAnsi" w:eastAsiaTheme="majorEastAsia" w:hAnsiTheme="majorHAnsi" w:cstheme="majorBidi"/>
+      <w:rFonts/>
       <w:color w:val="000000" w:themeColor="text1"/>
     </w:rPr>
     <w:tblPr>
@@ -7953,7 +7776,7 @@
       <w:spacing w:after="0" w:line="240" w:lineRule="auto"/>
     </w:pPr>
     <w:rPr>
-      <w:rFonts w:asciiTheme="majorHAnsi" w:eastAsiaTheme="majorEastAsia" w:hAnsiTheme="majorHAnsi" w:cstheme="majorBidi"/>
+      <w:rFonts/>
       <w:color w:val="000000" w:themeColor="text1"/>
     </w:rPr>
     <w:tblPr>
@@ -8078,7 +7901,7 @@
       <w:spacing w:after="0" w:line="240" w:lineRule="auto"/>
     </w:pPr>
     <w:rPr>
-      <w:rFonts w:asciiTheme="majorHAnsi" w:eastAsiaTheme="majorEastAsia" w:hAnsiTheme="majorHAnsi" w:cstheme="majorBidi"/>
+      <w:rFonts/>
       <w:color w:val="000000" w:themeColor="text1"/>
     </w:rPr>
     <w:tblPr>
@@ -8203,7 +8026,7 @@
       <w:spacing w:after="0" w:line="240" w:lineRule="auto"/>
     </w:pPr>
     <w:rPr>
-      <w:rFonts w:asciiTheme="majorHAnsi" w:eastAsiaTheme="majorEastAsia" w:hAnsiTheme="majorHAnsi" w:cstheme="majorBidi"/>
+      <w:rFonts/>
       <w:color w:val="000000" w:themeColor="text1"/>
     </w:rPr>
     <w:tblPr>
@@ -8328,7 +8151,7 @@
       <w:spacing w:after="0" w:line="240" w:lineRule="auto"/>
     </w:pPr>
     <w:rPr>
-      <w:rFonts w:asciiTheme="majorHAnsi" w:eastAsiaTheme="majorEastAsia" w:hAnsiTheme="majorHAnsi" w:cstheme="majorBidi"/>
+      <w:rFonts/>
       <w:color w:val="000000" w:themeColor="text1"/>
     </w:rPr>
     <w:tblPr>
@@ -8453,7 +8276,7 @@
       <w:spacing w:after="0" w:line="240" w:lineRule="auto"/>
     </w:pPr>
     <w:rPr>
-      <w:rFonts w:asciiTheme="majorHAnsi" w:eastAsiaTheme="majorEastAsia" w:hAnsiTheme="majorHAnsi" w:cstheme="majorBidi"/>
+      <w:rFonts/>
       <w:color w:val="000000" w:themeColor="text1"/>
     </w:rPr>
     <w:tblPr>
@@ -8578,7 +8401,7 @@
       <w:spacing w:after="0" w:line="240" w:lineRule="auto"/>
     </w:pPr>
     <w:rPr>
-      <w:rFonts w:asciiTheme="majorHAnsi" w:eastAsiaTheme="majorEastAsia" w:hAnsiTheme="majorHAnsi" w:cstheme="majorBidi"/>
+      <w:rFonts/>
       <w:color w:val="000000" w:themeColor="text1"/>
     </w:rPr>
     <w:tblPr>
@@ -8703,7 +8526,7 @@
       <w:spacing w:after="0" w:line="240" w:lineRule="auto"/>
     </w:pPr>
     <w:rPr>
-      <w:rFonts w:asciiTheme="majorHAnsi" w:eastAsiaTheme="majorEastAsia" w:hAnsiTheme="majorHAnsi" w:cstheme="majorBidi"/>
+      <w:rFonts/>
       <w:color w:val="000000" w:themeColor="text1"/>
     </w:rPr>
     <w:tblPr>

--- a/az/discovery-articles/7.7 Blokçeyn.docx
+++ b/az/discovery-articles/7.7 Blokçeyn.docx
@@ -120,7 +120,7 @@
         <w:widowControl/>
       </w:pPr>
       <w:r>
-        <w:t>Kim kəşf edib və ya yaradıb</w:t>
+        <w:t xml:space="preserve">Kim yaradıb</w:t>
       </w:r>
     </w:p>
     <w:p>
@@ -217,7 +217,7 @@
         <w:rPr>
           <w:sz w:val="20"/>
         </w:rPr>
-        <w:t>B Rəy verilmiş məqalələr və orijinal elmi işlər</w:t>
+        <w:t>Rəy verilmiş məqalələr və orijinal elmi işlər</w:t>
       </w:r>
     </w:p>
     <w:p>
@@ -264,7 +264,7 @@
         <w:rPr>
           <w:sz w:val="20"/>
         </w:rPr>
-        <w:t>C Qurumların materialları və ensiklopedik mənbələr</w:t>
+        <w:t>Qurumların materialları və ensiklopedik mənbələr</w:t>
       </w:r>
     </w:p>
     <w:p>
@@ -324,7 +324,7 @@
         <w:rPr>
           <w:sz w:val="20"/>
         </w:rPr>
-        <w:t>F Onlayn mühazirələr və tədris silsilələri</w:t>
+        <w:t>Onlayn mühazirələr və tədris silsilələri</w:t>
       </w:r>
     </w:p>
     <w:p>
